--- a/backend-exhibits/ShareFile to OneDrive Standard Plan - Standard Include.docx
+++ b/backend-exhibits/ShareFile to OneDrive Standard Plan - Standard Include.docx
@@ -53,7 +53,7 @@
                 <w:b/>
                 <w:sz w:val="21"/>
               </w:rPr>
-              <w:t xml:space="preserve">Standard Plan Features (Citrix to </w:t>
+              <w:t xml:space="preserve">Basic Plan Features (Citrix to </w:t>
             </w:r>
             <w:proofErr w:type="spellStart"/>
             <w:proofErr w:type="gramStart"/>

--- a/backend-exhibits/ShareFile to OneDrive Standard Plan - Standard Include.docx
+++ b/backend-exhibits/ShareFile to OneDrive Standard Plan - Standard Include.docx
@@ -49,7 +49,7 @@
             </w:pPr>
             <w:r>
               <w:rPr>
-                <w:rFonts w:ascii="Arial" w:eastAsia="Arial" w:hAnsi="Arial" w:cs="Arial"/>
+                <w:rFonts w:ascii="Arial" w:hAnsi="Arial" w:cs="Arial" w:eastAsia="Arial"/>
                 <w:b/>
                 <w:sz w:val="21"/>
               </w:rPr>
@@ -59,7 +59,7 @@
             <w:proofErr w:type="gramStart"/>
             <w:r>
               <w:rPr>
-                <w:rFonts w:ascii="Arial" w:eastAsia="Arial" w:hAnsi="Arial" w:cs="Arial"/>
+                <w:rFonts w:ascii="Arial" w:hAnsi="Arial" w:cs="Arial" w:eastAsia="Arial"/>
                 <w:b/>
                 <w:sz w:val="21"/>
               </w:rPr>
@@ -68,7 +68,7 @@
             <w:proofErr w:type="spellEnd"/>
             <w:r>
               <w:rPr>
-                <w:rFonts w:ascii="Arial" w:eastAsia="Arial" w:hAnsi="Arial" w:cs="Arial"/>
+                <w:rFonts w:ascii="Arial" w:hAnsi="Arial" w:cs="Arial" w:eastAsia="Arial"/>
                 <w:b/>
                 <w:sz w:val="21"/>
               </w:rPr>
@@ -99,7 +99,7 @@
             </w:pPr>
             <w:r>
               <w:rPr>
-                <w:rFonts w:ascii="Arial" w:eastAsia="Arial" w:hAnsi="Arial" w:cs="Arial"/>
+                <w:rFonts w:ascii="Arial" w:hAnsi="Arial" w:cs="Arial" w:eastAsia="Arial"/>
                 <w:b/>
                 <w:sz w:val="21"/>
               </w:rPr>
@@ -124,7 +124,7 @@
             <w:proofErr w:type="spellStart"/>
             <w:r>
               <w:rPr>
-                <w:rFonts w:ascii="Arial" w:eastAsia="Arial" w:hAnsi="Arial" w:cs="Arial"/>
+                <w:rFonts w:ascii="Arial" w:hAnsi="Arial" w:cs="Arial" w:eastAsia="Arial"/>
                 <w:sz w:val="21"/>
               </w:rPr>
               <w:t>CloudFuze</w:t>
@@ -132,7 +132,7 @@
             <w:proofErr w:type="spellEnd"/>
             <w:r>
               <w:rPr>
-                <w:rFonts w:ascii="Arial" w:eastAsia="Arial" w:hAnsi="Arial" w:cs="Arial"/>
+                <w:rFonts w:ascii="Arial" w:hAnsi="Arial" w:cs="Arial" w:eastAsia="Arial"/>
                 <w:sz w:val="21"/>
               </w:rPr>
               <w:t xml:space="preserve"> ensures the seamless migration of the data from the source cloud to destination, preserving the accuracy and integrity of the data structure.</w:t>
@@ -161,7 +161,7 @@
             </w:pPr>
             <w:r>
               <w:rPr>
-                <w:rFonts w:ascii="Arial" w:eastAsia="Arial" w:hAnsi="Arial" w:cs="Arial"/>
+                <w:rFonts w:ascii="Arial" w:hAnsi="Arial" w:cs="Arial" w:eastAsia="Arial"/>
                 <w:b/>
                 <w:sz w:val="21"/>
               </w:rPr>
@@ -185,7 +185,7 @@
             </w:pPr>
             <w:r>
               <w:rPr>
-                <w:rFonts w:ascii="Arial" w:eastAsia="Arial" w:hAnsi="Arial" w:cs="Arial"/>
+                <w:rFonts w:ascii="Arial" w:hAnsi="Arial" w:cs="Arial" w:eastAsia="Arial"/>
                 <w:sz w:val="21"/>
               </w:rPr>
               <w:t>The initial data migration from source to destination is considered as Onetime migration.</w:t>
@@ -214,7 +214,7 @@
             </w:pPr>
             <w:r>
               <w:rPr>
-                <w:rFonts w:ascii="Arial" w:eastAsia="Arial" w:hAnsi="Arial" w:cs="Arial"/>
+                <w:rFonts w:ascii="Arial" w:hAnsi="Arial" w:cs="Arial" w:eastAsia="Arial"/>
                 <w:b/>
                 <w:sz w:val="21"/>
               </w:rPr>
@@ -238,7 +238,7 @@
             </w:pPr>
             <w:r>
               <w:rPr>
-                <w:rFonts w:ascii="Arial" w:eastAsia="Arial" w:hAnsi="Arial" w:cs="Arial"/>
+                <w:rFonts w:ascii="Arial" w:hAnsi="Arial" w:cs="Arial" w:eastAsia="Arial"/>
                 <w:sz w:val="21"/>
               </w:rPr>
               <w:t>Migration of incremental changes made in source during the onetime migration.</w:t>
@@ -267,7 +267,7 @@
             </w:pPr>
             <w:r>
               <w:rPr>
-                <w:rFonts w:ascii="Arial" w:eastAsia="Arial" w:hAnsi="Arial" w:cs="Arial"/>
+                <w:rFonts w:ascii="Arial" w:hAnsi="Arial" w:cs="Arial" w:eastAsia="Arial"/>
                 <w:b/>
                 <w:sz w:val="21"/>
               </w:rPr>
@@ -292,7 +292,7 @@
             <w:proofErr w:type="spellStart"/>
             <w:r>
               <w:rPr>
-                <w:rFonts w:ascii="Arial" w:eastAsia="Arial" w:hAnsi="Arial" w:cs="Arial"/>
+                <w:rFonts w:ascii="Arial" w:hAnsi="Arial" w:cs="Arial" w:eastAsia="Arial"/>
                 <w:sz w:val="21"/>
               </w:rPr>
               <w:t>CloudFuze</w:t>
@@ -300,7 +300,7 @@
             <w:proofErr w:type="spellEnd"/>
             <w:r>
               <w:rPr>
-                <w:rFonts w:ascii="Arial" w:eastAsia="Arial" w:hAnsi="Arial" w:cs="Arial"/>
+                <w:rFonts w:ascii="Arial" w:hAnsi="Arial" w:cs="Arial" w:eastAsia="Arial"/>
                 <w:sz w:val="21"/>
               </w:rPr>
               <w:t xml:space="preserve"> preserves all root folder permissions along with access levels.</w:t>
@@ -329,7 +329,7 @@
             </w:pPr>
             <w:r>
               <w:rPr>
-                <w:rFonts w:ascii="Arial" w:eastAsia="Arial" w:hAnsi="Arial" w:cs="Arial"/>
+                <w:rFonts w:ascii="Arial" w:hAnsi="Arial" w:cs="Arial" w:eastAsia="Arial"/>
                 <w:b/>
                 <w:sz w:val="21"/>
               </w:rPr>
@@ -354,7 +354,7 @@
             <w:proofErr w:type="spellStart"/>
             <w:r>
               <w:rPr>
-                <w:rFonts w:ascii="Arial" w:eastAsia="Arial" w:hAnsi="Arial" w:cs="Arial"/>
+                <w:rFonts w:ascii="Arial" w:hAnsi="Arial" w:cs="Arial" w:eastAsia="Arial"/>
                 <w:sz w:val="21"/>
               </w:rPr>
               <w:t>CloudFuze</w:t>
@@ -362,7 +362,7 @@
             <w:proofErr w:type="spellEnd"/>
             <w:r>
               <w:rPr>
-                <w:rFonts w:ascii="Arial" w:eastAsia="Arial" w:hAnsi="Arial" w:cs="Arial"/>
+                <w:rFonts w:ascii="Arial" w:hAnsi="Arial" w:cs="Arial" w:eastAsia="Arial"/>
                 <w:sz w:val="21"/>
               </w:rPr>
               <w:t xml:space="preserve"> preserves all subfolder permissions along with access levels.</w:t>
@@ -391,7 +391,7 @@
             </w:pPr>
             <w:r>
               <w:rPr>
-                <w:rFonts w:ascii="Arial" w:eastAsia="Arial" w:hAnsi="Arial" w:cs="Arial"/>
+                <w:rFonts w:ascii="Arial" w:hAnsi="Arial" w:cs="Arial" w:eastAsia="Arial"/>
                 <w:b/>
                 <w:sz w:val="21"/>
               </w:rPr>
@@ -415,7 +415,7 @@
             </w:pPr>
             <w:r>
               <w:rPr>
-                <w:rFonts w:ascii="Arial" w:eastAsia="Arial" w:hAnsi="Arial" w:cs="Arial"/>
+                <w:rFonts w:ascii="Arial" w:hAnsi="Arial" w:cs="Arial" w:eastAsia="Arial"/>
                 <w:sz w:val="21"/>
               </w:rPr>
               <w:t>Maintaining the original timestamps, including creation and modification dates and times, when transferring data to the destination cloud.</w:t>
@@ -444,7 +444,7 @@
             </w:pPr>
             <w:r>
               <w:rPr>
-                <w:rFonts w:ascii="Arial" w:eastAsia="Arial" w:hAnsi="Arial" w:cs="Arial"/>
+                <w:rFonts w:ascii="Arial" w:hAnsi="Arial" w:cs="Arial" w:eastAsia="Arial"/>
                 <w:b/>
                 <w:sz w:val="21"/>
               </w:rPr>
@@ -468,7 +468,7 @@
             </w:pPr>
             <w:r>
               <w:rPr>
-                <w:rFonts w:ascii="Arial" w:eastAsia="Arial" w:hAnsi="Arial" w:cs="Arial"/>
+                <w:rFonts w:ascii="Arial" w:hAnsi="Arial" w:cs="Arial" w:eastAsia="Arial"/>
                 <w:sz w:val="21"/>
               </w:rPr>
               <w:t>Special characters not supported by the destination cloud will be automatically replaced with underscores (_) or hyphens (-). This ensures that the integrity of the data is maintained during the migration process.</w:t>
@@ -497,7 +497,7 @@
             </w:pPr>
             <w:r>
               <w:rPr>
-                <w:rFonts w:ascii="Arial" w:eastAsia="Arial" w:hAnsi="Arial" w:cs="Arial"/>
+                <w:rFonts w:ascii="Arial" w:hAnsi="Arial" w:cs="Arial" w:eastAsia="Arial"/>
                 <w:b/>
                 <w:sz w:val="21"/>
               </w:rPr>
@@ -521,7 +521,7 @@
             </w:pPr>
             <w:r>
               <w:rPr>
-                <w:rFonts w:ascii="Arial" w:eastAsia="Arial" w:hAnsi="Arial" w:cs="Arial"/>
+                <w:rFonts w:ascii="Arial" w:hAnsi="Arial" w:cs="Arial" w:eastAsia="Arial"/>
                 <w:sz w:val="21"/>
               </w:rPr>
               <w:t>The system will automatically prevent the generation of email notifications for collaborations on folders/files originating from the destination cloud.</w:t>
@@ -550,7 +550,7 @@
             </w:pPr>
             <w:r>
               <w:rPr>
-                <w:rFonts w:ascii="Arial" w:eastAsia="Arial" w:hAnsi="Arial" w:cs="Arial"/>
+                <w:rFonts w:ascii="Arial" w:hAnsi="Arial" w:cs="Arial" w:eastAsia="Arial"/>
                 <w:b/>
                 <w:sz w:val="21"/>
               </w:rPr>
@@ -574,7 +574,7 @@
             </w:pPr>
             <w:r>
               <w:rPr>
-                <w:rFonts w:ascii="Arial" w:eastAsia="Arial" w:hAnsi="Arial" w:cs="Arial"/>
+                <w:rFonts w:ascii="Arial" w:hAnsi="Arial" w:cs="Arial" w:eastAsia="Arial"/>
                 <w:sz w:val="21"/>
               </w:rPr>
               <w:t>If the destination cloud has a long folder path limitation, the system automatically adjusts the destination's path as per the limitation.</w:t>
@@ -603,7 +603,7 @@
             </w:pPr>
             <w:r>
               <w:rPr>
-                <w:rFonts w:ascii="Arial" w:eastAsia="Arial" w:hAnsi="Arial" w:cs="Arial"/>
+                <w:rFonts w:ascii="Arial" w:hAnsi="Arial" w:cs="Arial" w:eastAsia="Arial"/>
                 <w:b/>
                 <w:sz w:val="21"/>
               </w:rPr>
@@ -627,7 +627,7 @@
             </w:pPr>
             <w:r>
               <w:rPr>
-                <w:rFonts w:ascii="Arial" w:eastAsia="Arial" w:hAnsi="Arial" w:cs="Arial"/>
+                <w:rFonts w:ascii="Arial" w:hAnsi="Arial" w:cs="Arial" w:eastAsia="Arial"/>
                 <w:sz w:val="21"/>
               </w:rPr>
               <w:t>Conflicts will be re-</w:t>
@@ -635,7 +635,7 @@
             <w:proofErr w:type="gramStart"/>
             <w:r>
               <w:rPr>
-                <w:rFonts w:ascii="Arial" w:eastAsia="Arial" w:hAnsi="Arial" w:cs="Arial"/>
+                <w:rFonts w:ascii="Arial" w:hAnsi="Arial" w:cs="Arial" w:eastAsia="Arial"/>
                 <w:sz w:val="21"/>
               </w:rPr>
               <w:t>tried</w:t>
@@ -643,7 +643,7 @@
             <w:proofErr w:type="gramEnd"/>
             <w:r>
               <w:rPr>
-                <w:rFonts w:ascii="Arial" w:eastAsia="Arial" w:hAnsi="Arial" w:cs="Arial"/>
+                <w:rFonts w:ascii="Arial" w:hAnsi="Arial" w:cs="Arial" w:eastAsia="Arial"/>
                 <w:sz w:val="21"/>
               </w:rPr>
               <w:t xml:space="preserve"> three times automatically.</w:t>
@@ -667,10 +667,10 @@
   <w:docDefaults>
     <w:rPrDefault>
       <w:rPr>
-        <w:rFonts w:asciiTheme="minorHAnsi" w:eastAsiaTheme="minorEastAsia" w:hAnsiTheme="minorHAnsi" w:cstheme="minorBidi"/>
+        <w:rFonts w:ascii="Arial" w:hAnsi="Arial" w:cs="Arial" w:eastAsia="Arial"/>
         <w:kern w:val="2"/>
-        <w:sz w:val="24"/>
-        <w:szCs w:val="24"/>
+        <w:sz w:val="21"/>
+        <w:szCs w:val="21"/>
         <w:lang w:val="en-IN" w:eastAsia="en-IN" w:bidi="ar-SA"/>
         <w14:ligatures w14:val="standardContextual"/>
       </w:rPr>
@@ -1066,9 +1066,9 @@
       <w:spacing w:line="259" w:lineRule="auto"/>
     </w:pPr>
     <w:rPr>
-      <w:rFonts w:ascii="Calibri" w:eastAsia="Calibri" w:hAnsi="Calibri" w:cs="Calibri"/>
+      <w:rFonts w:ascii="Arial" w:hAnsi="Arial" w:cs="Arial" w:eastAsia="Arial"/>
       <w:color w:val="000000"/>
-      <w:sz w:val="22"/>
+      <w:sz w:val="21"/>
     </w:rPr>
   </w:style>
   <w:style w:type="character" w:default="1" w:styleId="DefaultParagraphFont">
